--- a/docs/week-8/cen429-week-8-ders-notu.tr.docx
+++ b/docs/week-8/cen429-week-8-ders-notu.tr.docx
@@ -2,7 +2,7 @@
 <file path=word/document.xml><?xml version="1.0" encoding="utf-8"?>
 <w:document xmlns:w="http://schemas.openxmlformats.org/wordprocessingml/2006/main" xmlns:m="http://schemas.openxmlformats.org/officeDocument/2006/math" xmlns:r="http://schemas.openxmlformats.org/officeDocument/2006/relationships" xmlns:o="urn:schemas-microsoft-com:office:office" xmlns:v="urn:schemas-microsoft-com:vml" xmlns:w10="urn:schemas-microsoft-com:office:word" xmlns:a="http://schemas.openxmlformats.org/drawingml/2006/main" xmlns:pic="http://schemas.openxmlformats.org/drawingml/2006/picture" xmlns:wp="http://schemas.openxmlformats.org/drawingml/2006/wordprocessingDrawing">
   <w:body>
-    <w:bookmarkStart w:id="27" w:name="hafta-8-ara-sınav-haftası-quiz-1"/>
+    <w:bookmarkStart w:id="39" w:name="hafta-8-ara-sınav-haftası-quiz-1"/>
     <w:p>
       <w:pPr>
         <w:pStyle w:val="Heading1"/>
@@ -279,7 +279,7 @@
         </w:pict>
       </w:r>
     </w:p>
-    <w:bookmarkStart w:id="20" w:name="konu-haritası-16.-haftalar"/>
+    <w:bookmarkStart w:id="23" w:name="konu-haritası-16.-haftalar"/>
     <w:p>
       <w:pPr>
         <w:pStyle w:val="Heading2"/>
@@ -700,14 +700,61 @@
       </w:tr>
     </w:tbl>
     <w:p>
+      <w:pPr>
+        <w:pStyle w:val="BodyText"/>
+      </w:pPr>
+      <w:r>
+        <w:drawing>
+          <wp:inline>
+            <wp:extent cx="5759999" cy="2888214"/>
+            <wp:effectExtent b="0" l="0" r="0" t="0"/>
+            <wp:docPr descr="Quiz-1 kapsamı" title="" id="21" name="Picture"/>
+            <a:graphic>
+              <a:graphicData uri="http://schemas.openxmlformats.org/drawingml/2006/picture">
+                <pic:pic>
+                  <pic:nvPicPr>
+                    <pic:cNvPr descr="h08-01-kapsam.png" id="22" name="Picture"/>
+                    <pic:cNvPicPr>
+                      <a:picLocks noChangeArrowheads="1" noChangeAspect="1"/>
+                    </pic:cNvPicPr>
+                  </pic:nvPicPr>
+                  <pic:blipFill>
+                    <a:blip r:embed="rId20"/>
+                    <a:stretch>
+                      <a:fillRect/>
+                    </a:stretch>
+                  </pic:blipFill>
+                  <pic:spPr bwMode="auto">
+                    <a:xfrm>
+                      <a:off x="0" y="0"/>
+                      <a:ext cx="5759999" cy="2888214"/>
+                    </a:xfrm>
+                    <a:prstGeom prst="rect">
+                      <a:avLst/>
+                    </a:prstGeom>
+                    <a:noFill/>
+                    <a:ln w="9525">
+                      <a:noFill/>
+                      <a:headEnd/>
+                      <a:tailEnd/>
+                    </a:ln>
+                  </pic:spPr>
+                </pic:pic>
+              </a:graphicData>
+            </a:graphic>
+          </wp:inline>
+        </w:drawing>
+      </w:r>
+    </w:p>
+    <w:p>
       <w:r>
         <w:pict>
           <v:rect style="width:0;height:1.5pt" o:hralign="center" o:hrstd="t" o:hr="t"/>
         </w:pict>
       </w:r>
     </w:p>
-    <w:bookmarkEnd w:id="20"/>
-    <w:bookmarkStart w:id="21" w:name="sık-karıştırılan-kavramlar"/>
+    <w:bookmarkEnd w:id="23"/>
+    <w:bookmarkStart w:id="27" w:name="sık-karıştırılan-kavramlar"/>
     <w:p>
       <w:pPr>
         <w:pStyle w:val="Heading2"/>
@@ -1709,14 +1756,61 @@
       </w:tr>
     </w:tbl>
     <w:p>
+      <w:pPr>
+        <w:pStyle w:val="BodyText"/>
+      </w:pPr>
+      <w:r>
+        <w:drawing>
+          <wp:inline>
+            <wp:extent cx="5759999" cy="2283460"/>
+            <wp:effectExtent b="0" l="0" r="0" t="0"/>
+            <wp:docPr descr="Quiz-1 soru tipleri" title="" id="25" name="Picture"/>
+            <a:graphic>
+              <a:graphicData uri="http://schemas.openxmlformats.org/drawingml/2006/picture">
+                <pic:pic>
+                  <pic:nvPicPr>
+                    <pic:cNvPr descr="h08-02-soru-tipleri.png" id="26" name="Picture"/>
+                    <pic:cNvPicPr>
+                      <a:picLocks noChangeArrowheads="1" noChangeAspect="1"/>
+                    </pic:cNvPicPr>
+                  </pic:nvPicPr>
+                  <pic:blipFill>
+                    <a:blip r:embed="rId24"/>
+                    <a:stretch>
+                      <a:fillRect/>
+                    </a:stretch>
+                  </pic:blipFill>
+                  <pic:spPr bwMode="auto">
+                    <a:xfrm>
+                      <a:off x="0" y="0"/>
+                      <a:ext cx="5759999" cy="2283460"/>
+                    </a:xfrm>
+                    <a:prstGeom prst="rect">
+                      <a:avLst/>
+                    </a:prstGeom>
+                    <a:noFill/>
+                    <a:ln w="9525">
+                      <a:noFill/>
+                      <a:headEnd/>
+                      <a:tailEnd/>
+                    </a:ln>
+                  </pic:spPr>
+                </pic:pic>
+              </a:graphicData>
+            </a:graphic>
+          </wp:inline>
+        </w:drawing>
+      </w:r>
+    </w:p>
+    <w:p>
       <w:r>
         <w:pict>
           <v:rect style="width:0;height:1.5pt" o:hralign="center" o:hrstd="t" o:hr="t"/>
         </w:pict>
       </w:r>
     </w:p>
-    <w:bookmarkEnd w:id="21"/>
-    <w:bookmarkStart w:id="22" w:name="bir-haftalık-çalışma-planı"/>
+    <w:bookmarkEnd w:id="27"/>
+    <w:bookmarkStart w:id="31" w:name="bir-haftalık-çalışma-planı"/>
     <w:p>
       <w:pPr>
         <w:pStyle w:val="Heading2"/>
@@ -2022,14 +2116,61 @@
       </w:tr>
     </w:tbl>
     <w:p>
+      <w:pPr>
+        <w:pStyle w:val="BodyText"/>
+      </w:pPr>
+      <w:r>
+        <w:drawing>
+          <wp:inline>
+            <wp:extent cx="5759999" cy="2280342"/>
+            <wp:effectExtent b="0" l="0" r="0" t="0"/>
+            <wp:docPr descr="Vize notu hesabı" title="" id="29" name="Picture"/>
+            <a:graphic>
+              <a:graphicData uri="http://schemas.openxmlformats.org/drawingml/2006/picture">
+                <pic:pic>
+                  <pic:nvPicPr>
+                    <pic:cNvPr descr="h08-03-vize-hesabi.png" id="30" name="Picture"/>
+                    <pic:cNvPicPr>
+                      <a:picLocks noChangeArrowheads="1" noChangeAspect="1"/>
+                    </pic:cNvPicPr>
+                  </pic:nvPicPr>
+                  <pic:blipFill>
+                    <a:blip r:embed="rId28"/>
+                    <a:stretch>
+                      <a:fillRect/>
+                    </a:stretch>
+                  </pic:blipFill>
+                  <pic:spPr bwMode="auto">
+                    <a:xfrm>
+                      <a:off x="0" y="0"/>
+                      <a:ext cx="5759999" cy="2280342"/>
+                    </a:xfrm>
+                    <a:prstGeom prst="rect">
+                      <a:avLst/>
+                    </a:prstGeom>
+                    <a:noFill/>
+                    <a:ln w="9525">
+                      <a:noFill/>
+                      <a:headEnd/>
+                      <a:tailEnd/>
+                    </a:ln>
+                  </pic:spPr>
+                </pic:pic>
+              </a:graphicData>
+            </a:graphic>
+          </wp:inline>
+        </w:drawing>
+      </w:r>
+    </w:p>
+    <w:p>
       <w:r>
         <w:pict>
           <v:rect style="width:0;height:1.5pt" o:hralign="center" o:hrstd="t" o:hr="t"/>
         </w:pict>
       </w:r>
     </w:p>
-    <w:bookmarkEnd w:id="22"/>
-    <w:bookmarkStart w:id="26" w:name="örnek-sorular"/>
+    <w:bookmarkEnd w:id="31"/>
+    <w:bookmarkStart w:id="38" w:name="örnek-sorular"/>
     <w:p>
       <w:pPr>
         <w:pStyle w:val="Heading2"/>
@@ -2062,7 +2203,54 @@
         <w:t xml:space="preserve">göstermek içindir.</w:t>
       </w:r>
     </w:p>
-    <w:bookmarkStart w:id="23" w:name="kavram"/>
+    <w:p>
+      <w:pPr>
+        <w:pStyle w:val="BodyText"/>
+      </w:pPr>
+      <w:r>
+        <w:drawing>
+          <wp:inline>
+            <wp:extent cx="5759999" cy="2748610"/>
+            <wp:effectExtent b="0" l="0" r="0" t="0"/>
+            <wp:docPr descr="Çalışma planı" title="" id="33" name="Picture"/>
+            <a:graphic>
+              <a:graphicData uri="http://schemas.openxmlformats.org/drawingml/2006/picture">
+                <pic:pic>
+                  <pic:nvPicPr>
+                    <pic:cNvPr descr="h08-04-calisma-plani.png" id="34" name="Picture"/>
+                    <pic:cNvPicPr>
+                      <a:picLocks noChangeArrowheads="1" noChangeAspect="1"/>
+                    </pic:cNvPicPr>
+                  </pic:nvPicPr>
+                  <pic:blipFill>
+                    <a:blip r:embed="rId32"/>
+                    <a:stretch>
+                      <a:fillRect/>
+                    </a:stretch>
+                  </pic:blipFill>
+                  <pic:spPr bwMode="auto">
+                    <a:xfrm>
+                      <a:off x="0" y="0"/>
+                      <a:ext cx="5759999" cy="2748610"/>
+                    </a:xfrm>
+                    <a:prstGeom prst="rect">
+                      <a:avLst/>
+                    </a:prstGeom>
+                    <a:noFill/>
+                    <a:ln w="9525">
+                      <a:noFill/>
+                      <a:headEnd/>
+                      <a:tailEnd/>
+                    </a:ln>
+                  </pic:spPr>
+                </pic:pic>
+              </a:graphicData>
+            </a:graphic>
+          </wp:inline>
+        </w:drawing>
+      </w:r>
+    </w:p>
+    <w:bookmarkStart w:id="35" w:name="kavram"/>
     <w:p>
       <w:pPr>
         <w:pStyle w:val="Heading3"/>
@@ -2317,8 +2505,8 @@
         <w:t xml:space="preserve">vermek. Hemen çökmek, saldırgana hangi denetimin tetiklendiğini gösterir.</w:t>
       </w:r>
     </w:p>
-    <w:bookmarkEnd w:id="23"/>
-    <w:bookmarkStart w:id="24" w:name="kod-okuma-hatayı-bulun"/>
+    <w:bookmarkEnd w:id="35"/>
+    <w:bookmarkStart w:id="36" w:name="kod-okuma-hatayı-bulun"/>
     <w:p>
       <w:pPr>
         <w:pStyle w:val="Heading3"/>
@@ -3710,8 +3898,8 @@
         <w:t xml:space="preserve">olarak yeniden fırlatılmalı).</w:t>
       </w:r>
     </w:p>
-    <w:bookmarkEnd w:id="24"/>
-    <w:bookmarkStart w:id="25" w:name="senaryo"/>
+    <w:bookmarkEnd w:id="36"/>
+    <w:bookmarkStart w:id="37" w:name="senaryo"/>
     <w:p>
       <w:pPr>
         <w:pStyle w:val="Heading3"/>
@@ -3987,9 +4175,9 @@
         <w:t xml:space="preserve">noktalı ve karşılıklı olmalı, tepki gecikmeli verilmeli.</w:t>
       </w:r>
     </w:p>
-    <w:bookmarkEnd w:id="25"/>
-    <w:bookmarkEnd w:id="26"/>
-    <w:bookmarkEnd w:id="27"/>
+    <w:bookmarkEnd w:id="37"/>
+    <w:bookmarkEnd w:id="38"/>
+    <w:bookmarkEnd w:id="39"/>
     <w:sectPr>
       <w:headerReference r:id="rId9" w:type="default"/>
       <w:footerReference r:id="rId10" w:type="default"/>

--- a/docs/week-8/cen429-week-8-ders-notu.tr.docx
+++ b/docs/week-8/cen429-week-8-ders-notu.tr.docx
@@ -2,7 +2,7 @@
 <file path=word/document.xml><?xml version="1.0" encoding="utf-8"?>
 <w:document xmlns:w="http://schemas.openxmlformats.org/wordprocessingml/2006/main" xmlns:m="http://schemas.openxmlformats.org/officeDocument/2006/math" xmlns:r="http://schemas.openxmlformats.org/officeDocument/2006/relationships" xmlns:o="urn:schemas-microsoft-com:office:office" xmlns:v="urn:schemas-microsoft-com:vml" xmlns:w10="urn:schemas-microsoft-com:office:word" xmlns:a="http://schemas.openxmlformats.org/drawingml/2006/main" xmlns:pic="http://schemas.openxmlformats.org/drawingml/2006/picture" xmlns:wp="http://schemas.openxmlformats.org/drawingml/2006/wordprocessingDrawing">
   <w:body>
-    <w:bookmarkStart w:id="39" w:name="hafta-8-ara-sınav-haftası-quiz-1"/>
+    <w:bookmarkStart w:id="45" w:name="hafta-8-ara-sınav-haftası-quiz-1"/>
     <w:p>
       <w:pPr>
         <w:pStyle w:val="Heading1"/>
@@ -279,7 +279,7 @@
         </w:pict>
       </w:r>
     </w:p>
-    <w:bookmarkStart w:id="23" w:name="konu-haritası-16.-haftalar"/>
+    <w:bookmarkStart w:id="29" w:name="konu-haritası-16.-haftalar"/>
     <w:p>
       <w:pPr>
         <w:pStyle w:val="Heading2"/>
@@ -357,19 +357,28 @@
             <w:pPr>
               <w:pStyle w:val="Compact"/>
             </w:pPr>
-            <w:r>
-              <w:rPr>
-                <w:b/>
-                <w:bCs/>
-              </w:rPr>
-              <w:t xml:space="preserve">1</w:t>
-            </w:r>
-            <w:r>
-              <w:t xml:space="preserve"> </w:t>
-            </w:r>
-            <w:r>
-              <w:t xml:space="preserve">Giriş ve koruma planı</w:t>
-            </w:r>
+            <w:hyperlink r:id="rId20">
+              <w:r>
+                <w:rPr>
+                  <w:rStyle w:val="Hyperlink"/>
+                  <w:b/>
+                  <w:bCs/>
+                </w:rPr>
+                <w:t xml:space="preserve">1</w:t>
+              </w:r>
+              <w:r>
+                <w:rPr>
+                  <w:rStyle w:val="Hyperlink"/>
+                </w:rPr>
+                <w:t xml:space="preserve"> </w:t>
+              </w:r>
+              <w:r>
+                <w:rPr>
+                  <w:rStyle w:val="Hyperlink"/>
+                </w:rPr>
+                <w:t xml:space="preserve">Giriş ve koruma planı</w:t>
+              </w:r>
+            </w:hyperlink>
           </w:p>
         </w:tc>
         <w:tc>
@@ -413,19 +422,28 @@
             <w:pPr>
               <w:pStyle w:val="Compact"/>
             </w:pPr>
-            <w:r>
-              <w:rPr>
-                <w:b/>
-                <w:bCs/>
-              </w:rPr>
-              <w:t xml:space="preserve">2</w:t>
-            </w:r>
-            <w:r>
-              <w:t xml:space="preserve"> </w:t>
-            </w:r>
-            <w:r>
-              <w:t xml:space="preserve">Zararlı yazılım ve modeller</w:t>
-            </w:r>
+            <w:hyperlink r:id="rId21">
+              <w:r>
+                <w:rPr>
+                  <w:rStyle w:val="Hyperlink"/>
+                  <w:b/>
+                  <w:bCs/>
+                </w:rPr>
+                <w:t xml:space="preserve">2</w:t>
+              </w:r>
+              <w:r>
+                <w:rPr>
+                  <w:rStyle w:val="Hyperlink"/>
+                </w:rPr>
+                <w:t xml:space="preserve"> </w:t>
+              </w:r>
+              <w:r>
+                <w:rPr>
+                  <w:rStyle w:val="Hyperlink"/>
+                </w:rPr>
+                <w:t xml:space="preserve">Zararlı yazılım ve modeller</w:t>
+              </w:r>
+            </w:hyperlink>
           </w:p>
         </w:tc>
         <w:tc>
@@ -469,19 +487,28 @@
             <w:pPr>
               <w:pStyle w:val="Compact"/>
             </w:pPr>
-            <w:r>
-              <w:rPr>
-                <w:b/>
-                <w:bCs/>
-              </w:rPr>
-              <w:t xml:space="preserve">3</w:t>
-            </w:r>
-            <w:r>
-              <w:t xml:space="preserve"> </w:t>
-            </w:r>
-            <w:r>
-              <w:t xml:space="preserve">Veri güvenliği</w:t>
-            </w:r>
+            <w:hyperlink r:id="rId22">
+              <w:r>
+                <w:rPr>
+                  <w:rStyle w:val="Hyperlink"/>
+                  <w:b/>
+                  <w:bCs/>
+                </w:rPr>
+                <w:t xml:space="preserve">3</w:t>
+              </w:r>
+              <w:r>
+                <w:rPr>
+                  <w:rStyle w:val="Hyperlink"/>
+                </w:rPr>
+                <w:t xml:space="preserve"> </w:t>
+              </w:r>
+              <w:r>
+                <w:rPr>
+                  <w:rStyle w:val="Hyperlink"/>
+                </w:rPr>
+                <w:t xml:space="preserve">Veri güvenliği</w:t>
+              </w:r>
+            </w:hyperlink>
           </w:p>
         </w:tc>
         <w:tc>
@@ -525,40 +552,49 @@
             <w:pPr>
               <w:pStyle w:val="Compact"/>
             </w:pPr>
-            <w:r>
-              <w:rPr>
-                <w:b/>
-                <w:bCs/>
-              </w:rPr>
-              <w:t xml:space="preserve">4</w:t>
-            </w:r>
-            <w:r>
-              <w:t xml:space="preserve"> </w:t>
-            </w:r>
-            <w:r>
-              <w:t xml:space="preserve">C/C++ sağlamlaştırma</w:t>
-            </w:r>
-          </w:p>
-        </w:tc>
-        <w:tc>
-          <w:tcPr/>
-          <w:p>
-            <w:pPr>
-              <w:pStyle w:val="Compact"/>
-            </w:pPr>
-            <w:r>
-              <w:t xml:space="preserve">SEI CERT; girdi doğrulama ilkeleri; biçim dizisi; UAF; tamsayı taşması ve tanımsız davranış; hata işleme, sinyaller; statik analiz; sanitizer’lar; fuzzing; kanarya, FORTIFY, ASLR, NX, RELRO, CFI; kod gizlemeye giriş; düzleştirme</w:t>
-            </w:r>
-          </w:p>
-        </w:tc>
-        <w:tc>
-          <w:tcPr/>
-          <w:p>
-            <w:pPr>
-              <w:pStyle w:val="Compact"/>
-            </w:pPr>
-            <w:r>
-              <w:t xml:space="preserve">Biçim dizisi · UAF · UBSan · fuzzing · korumalar · sembol/dize · düzleştirme</w:t>
+            <w:hyperlink r:id="rId23">
+              <w:r>
+                <w:rPr>
+                  <w:rStyle w:val="Hyperlink"/>
+                  <w:b/>
+                  <w:bCs/>
+                </w:rPr>
+                <w:t xml:space="preserve">4</w:t>
+              </w:r>
+              <w:r>
+                <w:rPr>
+                  <w:rStyle w:val="Hyperlink"/>
+                </w:rPr>
+                <w:t xml:space="preserve"> </w:t>
+              </w:r>
+              <w:r>
+                <w:rPr>
+                  <w:rStyle w:val="Hyperlink"/>
+                </w:rPr>
+                <w:t xml:space="preserve">C/C++ sağlamlaştırma (hardening)</w:t>
+              </w:r>
+            </w:hyperlink>
+          </w:p>
+        </w:tc>
+        <w:tc>
+          <w:tcPr/>
+          <w:p>
+            <w:pPr>
+              <w:pStyle w:val="Compact"/>
+            </w:pPr>
+            <w:r>
+              <w:t xml:space="preserve">SEI CERT; girdi doğrulama ilkeleri; biçim dizesi (format string); UAF; tamsayı taşması ve tanımsız davranış; hata işleme, sinyaller; statik analiz; sanitizer’lar; fuzzing; kanarya, FORTIFY, ASLR, NX, RELRO, CFI; kod gizlemeye giriş; düzleştirme</w:t>
+            </w:r>
+          </w:p>
+        </w:tc>
+        <w:tc>
+          <w:tcPr/>
+          <w:p>
+            <w:pPr>
+              <w:pStyle w:val="Compact"/>
+            </w:pPr>
+            <w:r>
+              <w:t xml:space="preserve">Biçim dizesi · UAF · UBSan · fuzzing · korumalar · sembol/dize · düzleştirme</w:t>
             </w:r>
           </w:p>
         </w:tc>
@@ -581,19 +617,28 @@
             <w:pPr>
               <w:pStyle w:val="Compact"/>
             </w:pPr>
-            <w:r>
-              <w:rPr>
-                <w:b/>
-                <w:bCs/>
-              </w:rPr>
-              <w:t xml:space="preserve">5</w:t>
-            </w:r>
-            <w:r>
-              <w:t xml:space="preserve"> </w:t>
-            </w:r>
-            <w:r>
-              <w:t xml:space="preserve">Java ve yorumlanan diller</w:t>
-            </w:r>
+            <w:hyperlink r:id="rId24">
+              <w:r>
+                <w:rPr>
+                  <w:rStyle w:val="Hyperlink"/>
+                  <w:b/>
+                  <w:bCs/>
+                </w:rPr>
+                <w:t xml:space="preserve">5</w:t>
+              </w:r>
+              <w:r>
+                <w:rPr>
+                  <w:rStyle w:val="Hyperlink"/>
+                </w:rPr>
+                <w:t xml:space="preserve"> </w:t>
+              </w:r>
+              <w:r>
+                <w:rPr>
+                  <w:rStyle w:val="Hyperlink"/>
+                </w:rPr>
+                <w:t xml:space="preserve">Java ve yorumlanan diller</w:t>
+              </w:r>
+            </w:hyperlink>
           </w:p>
         </w:tc>
         <w:tc>
@@ -649,19 +694,28 @@
             <w:pPr>
               <w:pStyle w:val="Compact"/>
             </w:pPr>
-            <w:r>
-              <w:rPr>
-                <w:b/>
-                <w:bCs/>
-              </w:rPr>
-              <w:t xml:space="preserve">6</w:t>
-            </w:r>
-            <w:r>
-              <w:t xml:space="preserve"> </w:t>
-            </w:r>
-            <w:r>
-              <w:t xml:space="preserve">RASP</w:t>
-            </w:r>
+            <w:hyperlink r:id="rId25">
+              <w:r>
+                <w:rPr>
+                  <w:rStyle w:val="Hyperlink"/>
+                  <w:b/>
+                  <w:bCs/>
+                </w:rPr>
+                <w:t xml:space="preserve">6</w:t>
+              </w:r>
+              <w:r>
+                <w:rPr>
+                  <w:rStyle w:val="Hyperlink"/>
+                </w:rPr>
+                <w:t xml:space="preserve"> </w:t>
+              </w:r>
+              <w:r>
+                <w:rPr>
+                  <w:rStyle w:val="Hyperlink"/>
+                </w:rPr>
+                <w:t xml:space="preserve">RASP</w:t>
+              </w:r>
+            </w:hyperlink>
           </w:p>
         </w:tc>
         <w:tc>
@@ -706,20 +760,20 @@
       <w:r>
         <w:drawing>
           <wp:inline>
-            <wp:extent cx="5759999" cy="2888214"/>
+            <wp:extent cx="5759999" cy="3371122"/>
             <wp:effectExtent b="0" l="0" r="0" t="0"/>
-            <wp:docPr descr="Quiz-1 kapsamı" title="" id="21" name="Picture"/>
+            <wp:docPr descr="Quiz-1 kapsamı" title="" id="27" name="Picture"/>
             <a:graphic>
               <a:graphicData uri="http://schemas.openxmlformats.org/drawingml/2006/picture">
                 <pic:pic>
                   <pic:nvPicPr>
-                    <pic:cNvPr descr="h08-01-kapsam.png" id="22" name="Picture"/>
+                    <pic:cNvPr descr="h08-01-kapsam.png" id="28" name="Picture"/>
                     <pic:cNvPicPr>
                       <a:picLocks noChangeArrowheads="1" noChangeAspect="1"/>
                     </pic:cNvPicPr>
                   </pic:nvPicPr>
                   <pic:blipFill>
-                    <a:blip r:embed="rId20"/>
+                    <a:blip r:embed="rId26"/>
                     <a:stretch>
                       <a:fillRect/>
                     </a:stretch>
@@ -727,7 +781,7 @@
                   <pic:spPr bwMode="auto">
                     <a:xfrm>
                       <a:off x="0" y="0"/>
-                      <a:ext cx="5759999" cy="2888214"/>
+                      <a:ext cx="5759999" cy="3371122"/>
                     </a:xfrm>
                     <a:prstGeom prst="rect">
                       <a:avLst/>
@@ -753,8 +807,8 @@
         </w:pict>
       </w:r>
     </w:p>
-    <w:bookmarkEnd w:id="23"/>
-    <w:bookmarkStart w:id="27" w:name="sık-karıştırılan-kavramlar"/>
+    <w:bookmarkEnd w:id="29"/>
+    <w:bookmarkStart w:id="33" w:name="sık-karıştırılan-kavramlar"/>
     <w:p>
       <w:pPr>
         <w:pStyle w:val="Heading2"/>
@@ -1609,7 +1663,7 @@
               <w:t xml:space="preserve"> </w:t>
             </w:r>
             <w:r>
-              <w:t xml:space="preserve">değiştirir, dizgeleri gizlemez</w:t>
+              <w:t xml:space="preserve">değiştirir, dizeleri (string) gizlemez</w:t>
             </w:r>
           </w:p>
         </w:tc>
@@ -1762,20 +1816,20 @@
       <w:r>
         <w:drawing>
           <wp:inline>
-            <wp:extent cx="5759999" cy="2283460"/>
+            <wp:extent cx="5759999" cy="1256874"/>
             <wp:effectExtent b="0" l="0" r="0" t="0"/>
-            <wp:docPr descr="Quiz-1 soru tipleri" title="" id="25" name="Picture"/>
+            <wp:docPr descr="Quiz-1 soru tipleri" title="" id="31" name="Picture"/>
             <a:graphic>
               <a:graphicData uri="http://schemas.openxmlformats.org/drawingml/2006/picture">
                 <pic:pic>
                   <pic:nvPicPr>
-                    <pic:cNvPr descr="h08-02-soru-tipleri.png" id="26" name="Picture"/>
+                    <pic:cNvPr descr="h08-02-soru-tipleri.png" id="32" name="Picture"/>
                     <pic:cNvPicPr>
                       <a:picLocks noChangeArrowheads="1" noChangeAspect="1"/>
                     </pic:cNvPicPr>
                   </pic:nvPicPr>
                   <pic:blipFill>
-                    <a:blip r:embed="rId24"/>
+                    <a:blip r:embed="rId30"/>
                     <a:stretch>
                       <a:fillRect/>
                     </a:stretch>
@@ -1783,7 +1837,7 @@
                   <pic:spPr bwMode="auto">
                     <a:xfrm>
                       <a:off x="0" y="0"/>
-                      <a:ext cx="5759999" cy="2283460"/>
+                      <a:ext cx="5759999" cy="1256874"/>
                     </a:xfrm>
                     <a:prstGeom prst="rect">
                       <a:avLst/>
@@ -1809,8 +1863,8 @@
         </w:pict>
       </w:r>
     </w:p>
-    <w:bookmarkEnd w:id="27"/>
-    <w:bookmarkStart w:id="31" w:name="bir-haftalık-çalışma-planı"/>
+    <w:bookmarkEnd w:id="33"/>
+    <w:bookmarkStart w:id="37" w:name="bir-haftalık-çalışma-planı"/>
     <w:p>
       <w:pPr>
         <w:pStyle w:val="Heading2"/>
@@ -1887,9 +1941,14 @@
             <w:pPr>
               <w:pStyle w:val="Compact"/>
             </w:pPr>
-            <w:r>
-              <w:t xml:space="preserve">1. hafta</w:t>
-            </w:r>
+            <w:hyperlink r:id="rId20">
+              <w:r>
+                <w:rPr>
+                  <w:rStyle w:val="Hyperlink"/>
+                </w:rPr>
+                <w:t xml:space="preserve">1. hafta</w:t>
+              </w:r>
+            </w:hyperlink>
           </w:p>
         </w:tc>
         <w:tc>
@@ -1922,9 +1981,14 @@
             <w:pPr>
               <w:pStyle w:val="Compact"/>
             </w:pPr>
-            <w:r>
-              <w:t xml:space="preserve">2. hafta</w:t>
-            </w:r>
+            <w:hyperlink r:id="rId21">
+              <w:r>
+                <w:rPr>
+                  <w:rStyle w:val="Hyperlink"/>
+                </w:rPr>
+                <w:t xml:space="preserve">2. hafta</w:t>
+              </w:r>
+            </w:hyperlink>
           </w:p>
         </w:tc>
         <w:tc>
@@ -1957,8 +2021,19 @@
             <w:pPr>
               <w:pStyle w:val="Compact"/>
             </w:pPr>
-            <w:r>
-              <w:t xml:space="preserve">3. hafta (1)</w:t>
+            <w:hyperlink r:id="rId22">
+              <w:r>
+                <w:rPr>
+                  <w:rStyle w:val="Hyperlink"/>
+                </w:rPr>
+                <w:t xml:space="preserve">3. hafta</w:t>
+              </w:r>
+            </w:hyperlink>
+            <w:r>
+              <w:t xml:space="preserve"> </w:t>
+            </w:r>
+            <w:r>
+              <w:t xml:space="preserve">(1)</w:t>
             </w:r>
           </w:p>
         </w:tc>
@@ -2027,19 +2102,24 @@
             <w:pPr>
               <w:pStyle w:val="Compact"/>
             </w:pPr>
-            <w:r>
-              <w:t xml:space="preserve">4. hafta</w:t>
-            </w:r>
-          </w:p>
-        </w:tc>
-        <w:tc>
-          <w:tcPr/>
-          <w:p>
-            <w:pPr>
-              <w:pStyle w:val="Compact"/>
-            </w:pPr>
-            <w:r>
-              <w:t xml:space="preserve">CERT çiftleri, biçim dizisi, UAF, UB, korumalar tablosu; Demo 1–7</w:t>
+            <w:hyperlink r:id="rId23">
+              <w:r>
+                <w:rPr>
+                  <w:rStyle w:val="Hyperlink"/>
+                </w:rPr>
+                <w:t xml:space="preserve">4. hafta</w:t>
+              </w:r>
+            </w:hyperlink>
+          </w:p>
+        </w:tc>
+        <w:tc>
+          <w:tcPr/>
+          <w:p>
+            <w:pPr>
+              <w:pStyle w:val="Compact"/>
+            </w:pPr>
+            <w:r>
+              <w:t xml:space="preserve">CERT çiftleri, biçim dizesi, UAF, UB, korumalar tablosu; Demo 1–7</w:t>
             </w:r>
           </w:p>
         </w:tc>
@@ -2122,20 +2202,20 @@
       <w:r>
         <w:drawing>
           <wp:inline>
-            <wp:extent cx="5759999" cy="2280342"/>
+            <wp:extent cx="5759999" cy="2002833"/>
             <wp:effectExtent b="0" l="0" r="0" t="0"/>
-            <wp:docPr descr="Vize notu hesabı" title="" id="29" name="Picture"/>
+            <wp:docPr descr="Vize notu hesabı" title="" id="35" name="Picture"/>
             <a:graphic>
               <a:graphicData uri="http://schemas.openxmlformats.org/drawingml/2006/picture">
                 <pic:pic>
                   <pic:nvPicPr>
-                    <pic:cNvPr descr="h08-03-vize-hesabi.png" id="30" name="Picture"/>
+                    <pic:cNvPr descr="h08-03-vize-hesabi.png" id="36" name="Picture"/>
                     <pic:cNvPicPr>
                       <a:picLocks noChangeArrowheads="1" noChangeAspect="1"/>
                     </pic:cNvPicPr>
                   </pic:nvPicPr>
                   <pic:blipFill>
-                    <a:blip r:embed="rId28"/>
+                    <a:blip r:embed="rId34"/>
                     <a:stretch>
                       <a:fillRect/>
                     </a:stretch>
@@ -2143,7 +2223,7 @@
                   <pic:spPr bwMode="auto">
                     <a:xfrm>
                       <a:off x="0" y="0"/>
-                      <a:ext cx="5759999" cy="2280342"/>
+                      <a:ext cx="5759999" cy="2002833"/>
                     </a:xfrm>
                     <a:prstGeom prst="rect">
                       <a:avLst/>
@@ -2169,8 +2249,8 @@
         </w:pict>
       </w:r>
     </w:p>
-    <w:bookmarkEnd w:id="31"/>
-    <w:bookmarkStart w:id="38" w:name="örnek-sorular"/>
+    <w:bookmarkEnd w:id="37"/>
+    <w:bookmarkStart w:id="44" w:name="örnek-sorular"/>
     <w:p>
       <w:pPr>
         <w:pStyle w:val="Heading2"/>
@@ -2210,20 +2290,20 @@
       <w:r>
         <w:drawing>
           <wp:inline>
-            <wp:extent cx="5759999" cy="2748610"/>
+            <wp:extent cx="5759999" cy="1290842"/>
             <wp:effectExtent b="0" l="0" r="0" t="0"/>
-            <wp:docPr descr="Çalışma planı" title="" id="33" name="Picture"/>
+            <wp:docPr descr="Çalışma planı" title="" id="39" name="Picture"/>
             <a:graphic>
               <a:graphicData uri="http://schemas.openxmlformats.org/drawingml/2006/picture">
                 <pic:pic>
                   <pic:nvPicPr>
-                    <pic:cNvPr descr="h08-04-calisma-plani.png" id="34" name="Picture"/>
+                    <pic:cNvPr descr="h08-04-calisma-plani.png" id="40" name="Picture"/>
                     <pic:cNvPicPr>
                       <a:picLocks noChangeArrowheads="1" noChangeAspect="1"/>
                     </pic:cNvPicPr>
                   </pic:nvPicPr>
                   <pic:blipFill>
-                    <a:blip r:embed="rId32"/>
+                    <a:blip r:embed="rId38"/>
                     <a:stretch>
                       <a:fillRect/>
                     </a:stretch>
@@ -2231,7 +2311,7 @@
                   <pic:spPr bwMode="auto">
                     <a:xfrm>
                       <a:off x="0" y="0"/>
-                      <a:ext cx="5759999" cy="2748610"/>
+                      <a:ext cx="5759999" cy="1290842"/>
                     </a:xfrm>
                     <a:prstGeom prst="rect">
                       <a:avLst/>
@@ -2250,7 +2330,7 @@
         </w:drawing>
       </w:r>
     </w:p>
-    <w:bookmarkStart w:id="35" w:name="kavram"/>
+    <w:bookmarkStart w:id="41" w:name="kavram"/>
     <w:p>
       <w:pPr>
         <w:pStyle w:val="Heading3"/>
@@ -2422,13 +2502,13 @@
         <w:pStyle w:val="BlockText"/>
       </w:pPr>
       <w:r>
-        <w:t xml:space="preserve">Dönüş adresine ulaşan ardışık yığın taşmasını (programı sonlandırarak) durdurur. Kanaryadan önceki değişkenlerin</w:t>
-      </w:r>
-      <w:r>
-        <w:t xml:space="preserve"> </w:t>
-      </w:r>
-      <w:r>
-        <w:t xml:space="preserve">bozulmasını, öbek taşmasını ve sızdırılmış kanaryayı durdurmaz.</w:t>
+        <w:t xml:space="preserve">Dönüş adresine ulaşan ardışık yığın (stack) taşmasını (programı sonlandırarak) durdurur. Kanaryadan önceki değişkenlerin</w:t>
+      </w:r>
+      <w:r>
+        <w:t xml:space="preserve"> </w:t>
+      </w:r>
+      <w:r>
+        <w:t xml:space="preserve">bozulmasını, öbek (heap) taşmasını ve sızdırılmış kanaryayı durdurmaz.</w:t>
       </w:r>
     </w:p>
     <w:p>
@@ -2440,7 +2520,7 @@
           <w:b/>
           <w:bCs/>
         </w:rPr>
-        <w:t xml:space="preserve">7. ProGuard’ın dört aşaması nedir? Hangisi dizgeleri gizler?</w:t>
+        <w:t xml:space="preserve">7. ProGuard’ın dört aşaması nedir? Hangisi dizeleri gizler?</w:t>
       </w:r>
     </w:p>
     <w:p>
@@ -2448,7 +2528,7 @@
         <w:pStyle w:val="BlockText"/>
       </w:pPr>
       <w:r>
-        <w:t xml:space="preserve">Küçültme, iyileştirme, gizleme (ad değiştirme), ön doğrulama. Hiçbiri dizgeleri gizlemez.</w:t>
+        <w:t xml:space="preserve">Küçültme, iyileştirme, gizleme (ad değiştirme), ön doğrulama. Hiçbiri dizeleri gizlemez.</w:t>
       </w:r>
     </w:p>
     <w:p>
@@ -2505,8 +2585,8 @@
         <w:t xml:space="preserve">vermek. Hemen çökmek, saldırgana hangi denetimin tetiklendiğini gösterir.</w:t>
       </w:r>
     </w:p>
-    <w:bookmarkEnd w:id="35"/>
-    <w:bookmarkStart w:id="36" w:name="kod-okuma-hatayı-bulun"/>
+    <w:bookmarkEnd w:id="41"/>
+    <w:bookmarkStart w:id="42" w:name="kod-okuma-hatayı-bulun"/>
     <w:p>
       <w:pPr>
         <w:pStyle w:val="Heading3"/>
@@ -2807,13 +2887,13 @@
         <w:t xml:space="preserve">syslog</w:t>
       </w:r>
       <w:r>
-        <w:t xml:space="preserve">’a değişken biçim dizgesi</w:t>
-      </w:r>
-      <w:r>
-        <w:t xml:space="preserve"> </w:t>
-      </w:r>
-      <w:r>
-        <w:t xml:space="preserve">verilmiş (biçim dizisi açığı, FIO30-C;</w:t>
+        <w:t xml:space="preserve">’a değişken biçim dizesi</w:t>
+      </w:r>
+      <w:r>
+        <w:t xml:space="preserve"> </w:t>
+      </w:r>
+      <w:r>
+        <w:t xml:space="preserve">verilmiş (biçim dizesi açığı, FIO30-C;</w:t>
       </w:r>
       <w:r>
         <w:t xml:space="preserve"> </w:t>
@@ -3681,7 +3761,7 @@
         <w:pStyle w:val="BlockText"/>
       </w:pPr>
       <w:r>
-        <w:t xml:space="preserve">Ham dizge denetimi atlatılabilir (mutlak yol, sembolik bağlantı, kodlanmış biçimler). Önce kanonikleştirip</w:t>
+        <w:t xml:space="preserve">Ham dize denetimi atlatılabilir (mutlak yol, sembolik bağlantı, kodlanmış biçimler). Önce kanonikleştirip</w:t>
       </w:r>
       <w:r>
         <w:t xml:space="preserve"> </w:t>
@@ -3898,8 +3978,8 @@
         <w:t xml:space="preserve">olarak yeniden fırlatılmalı).</w:t>
       </w:r>
     </w:p>
-    <w:bookmarkEnd w:id="36"/>
-    <w:bookmarkStart w:id="37" w:name="senaryo"/>
+    <w:bookmarkEnd w:id="42"/>
+    <w:bookmarkStart w:id="43" w:name="senaryo"/>
     <w:p>
       <w:pPr>
         <w:pStyle w:val="Heading3"/>
@@ -3960,7 +4040,7 @@
         <w:pStyle w:val="BlockText"/>
       </w:pPr>
       <w:r>
-        <w:t xml:space="preserve">Gizleme yok, sembol ve günlük dizgeleri açık,</w:t>
+        <w:t xml:space="preserve">Gizleme yok, sembol ve günlük dizeleri açık,</w:t>
       </w:r>
       <w:r>
         <w:t xml:space="preserve"> </w:t>
@@ -4175,9 +4255,9 @@
         <w:t xml:space="preserve">noktalı ve karşılıklı olmalı, tepki gecikmeli verilmeli.</w:t>
       </w:r>
     </w:p>
-    <w:bookmarkEnd w:id="37"/>
-    <w:bookmarkEnd w:id="38"/>
-    <w:bookmarkEnd w:id="39"/>
+    <w:bookmarkEnd w:id="43"/>
+    <w:bookmarkEnd w:id="44"/>
+    <w:bookmarkEnd w:id="45"/>
     <w:sectPr>
       <w:headerReference r:id="rId9" w:type="default"/>
       <w:footerReference r:id="rId10" w:type="default"/>
